--- a/docs/launch-kit/SignFlow-Quick-Start.docx
+++ b/docs/launch-kit/SignFlow-Quick-Start.docx
@@ -306,7 +306,23 @@
                 <w:sz w:val="20"/>
                 <w:szCs w:val="20"/>
               </w:rPr>
-              <w:t xml:space="preserve">New request → upload a PDF/Excel → choose the approver(s) → place the signature box → submit. Track progress and download the signed file.</w:t>
+              <w:t xml:space="preserve">New request → upload a PDF/Excel → choose the approver(s) </w:t>
+            </w:r>
+            <w:r>
+              <w:rPr>
+                <w:b/>
+                <w:bCs/>
+                <w:sz w:val="20"/>
+                <w:szCs w:val="20"/>
+              </w:rPr>
+              <w:t xml:space="preserve">or send it to a specific person by email</w:t>
+            </w:r>
+            <w:r>
+              <w:rPr>
+                <w:sz w:val="20"/>
+                <w:szCs w:val="20"/>
+              </w:rPr>
+              <w:t xml:space="preserve"> → place the signature box → submit. Track progress and download the signed file.</w:t>
             </w:r>
           </w:p>
         </w:tc>
@@ -439,6 +455,29 @@
         <w:ind w:left="120"/>
       </w:pPr>
       <w:r>
+        <w:t xml:space="preserve">No account yet? If self-registration is enabled, click </w:t>
+      </w:r>
+      <w:r>
+        <w:rPr>
+          <w:b/>
+          <w:bCs/>
+        </w:rPr>
+        <w:t xml:space="preserve">Create an account</w:t>
+      </w:r>
+      <w:r>
+        <w:t xml:space="preserve"> on the sign-in screen, enter your details, and IT approves your request — then you sign in with the password you chose.</w:t>
+      </w:r>
+    </w:p>
+    <w:p>
+      <w:pPr>
+        <w:pBdr>
+          <w:left w:val="single" w:color="B8894A" w:sz="18" w:space="8"/>
+        </w:pBdr>
+        <w:shd w:fill="F4EFE3" w:val="clear"/>
+        <w:spacing w:after="120" w:before="80"/>
+        <w:ind w:left="120"/>
+      </w:pPr>
+      <w:r>
         <w:t xml:space="preserve">Need help? Email </w:t>
       </w:r>
       <w:r>
